--- a/companies/meridian-actuarial/People/2018.08.13 - Onboarding - Amanda White.docx
+++ b/companies/meridian-actuarial/People/2018.08.13 - Onboarding - Amanda White.docx
@@ -3,18 +3,26 @@
 <w:document xmlns:wpc="http://schemas.microsoft.com/office/word/2010/wordprocessingCanvas" xmlns:mo="http://schemas.microsoft.com/office/mac/office/2008/main" xmlns:mc="http://schemas.openxmlformats.org/markup-compatibility/2006" xmlns:mv="urn:schemas-microsoft-com:mac:vml" xmlns:o="urn:schemas-microsoft-com:office:office" xmlns:r="http://schemas.openxmlformats.org/officeDocument/2006/relationships" xmlns:m="http://schemas.openxmlformats.org/officeDocument/2006/math" xmlns:v="urn:schemas-microsoft-com:vml" xmlns:wp14="http://schemas.microsoft.com/office/word/2010/wordprocessingDrawing" xmlns:wp="http://schemas.openxmlformats.org/drawingml/2006/wordprocessingDrawing" xmlns:w10="urn:schemas-microsoft-com:office:word" xmlns:w="http://schemas.openxmlformats.org/wordprocessingml/2006/main" xmlns:w14="http://schemas.microsoft.com/office/word/2010/wordml" xmlns:wpg="http://schemas.microsoft.com/office/word/2010/wordprocessingGroup" xmlns:wpi="http://schemas.microsoft.com/office/word/2010/wordprocessingInk" xmlns:wne="http://schemas.microsoft.com/office/word/2006/wordml" xmlns:wps="http://schemas.microsoft.com/office/word/2010/wordprocessingShape" mc:Ignorable="w14 wp14">
   <w:body>
     <w:p>
+      <w:pPr>
+        <w:pStyle w:val="Heading1"/>
+      </w:pPr>
       <w:r>
-        <w:t>Amanda White, welcome aboard. By the time you read this you will have met most of us, but I like to put a few things down in writing so your first weeks are not a matter of catching people in the hallway. Consider this the short version of how we work and where you fit.</w:t>
+        <w:t>Amanda White joins the consulting group</w:t>
       </w:r>
     </w:p>
     <w:p>
       <w:r>
-        <w:t>You come in as an Actuarial Associate on the consulting side. Your early work will be the backbone of our valuations: assembling the exhibits, running the reconciliations that feed them, and tying every figure back to the client data it came from. It is exacting work and it matters, because a report is only as sound as the reconciliation beneath it. You will report to Jennifer Vasquez, our Consulting Actuary. She sets the valuation schedule, and she is your first stop whenever a number or an assumption does not sit right.</w:t>
+        <w:t>This is the onboarding record for Amanda White, who has joined the firm as an Actuarial Associate. Robert Lawrence prepared it for the personnel file, and it doubles as our welcome. We are pleased to have her with us, and we hope her first weeks here are orderly ones.</w:t>
       </w:r>
     </w:p>
     <w:p>
       <w:r>
-        <w:t>A few things to get you oriented:</w:t>
+        <w:t>Amanda sits in the consulting group. She reports to Jennifer Vasquez, Consulting Actuary, who sets her assignments and reviews her work. Her work is exhibits and calculation checks for the reports we prepare for pension boards and fund trustees. A board reads the exhibits more closely than any other part of a report, and the exhibits are what counsel will quote. Every figure in them has to tie to the valuation output. Every figure also has to be labeled for what it is: measured from the data, or the result of an assumption. A reader should never have to guess which.</w:t>
+      </w:r>
+    </w:p>
+    <w:p>
+      <w:r>
+        <w:t>The first month is mostly reading and checking, which is how everyone here starts. Her sessions with Jennifer Vasquez will be weekly at first and less frequent as her checks need fewer corrections. Five habits will help from the beginning:</w:t>
       </w:r>
     </w:p>
     <w:p>
@@ -22,7 +30,7 @@
         <w:pStyle w:val="ListBullet"/>
       </w:pPr>
       <w:r>
-        <w:t>Start by reconciling a live valuation file end to end, and do not be shy about the parts that will not tie. Finding the discrepancy is the job; smoothing it over is not.</w:t>
+        <w:t>1. Read several of the firm's signed reports in full before preparing an exhibit, so the house format and labeling are familiar.</w:t>
       </w:r>
     </w:p>
     <w:p>
@@ -30,7 +38,7 @@
         <w:pStyle w:val="ListBullet"/>
       </w:pPr>
       <w:r>
-        <w:t>When something looks wrong, raise it before it reaches a draft. Nothing that leaves this office should carry a discrepancy someone noticed and let pass.</w:t>
+        <w:t>2. Use the firm's exhibit templates as they stand. A template is changed once, for every report, and never inside a single report.</w:t>
       </w:r>
     </w:p>
     <w:p>
@@ -38,22 +46,28 @@
         <w:pStyle w:val="ListBullet"/>
       </w:pPr>
       <w:r>
-        <w:t>Keep measurement, assumption, and conclusion in separate sentences. It is the house habit, and you will pick it up faster than you expect.</w:t>
+        <w:t>3. Correct a figure in the workpapers, not in the report. A number is fixed at its source and carried forward from there.</w:t>
+      </w:r>
+    </w:p>
+    <w:p>
+      <w:pPr>
+        <w:pStyle w:val="ListBullet"/>
+      </w:pPr>
+      <w:r>
+        <w:t>4. Keep a log of every discrepancy found, however small, and how it was resolved. The reviewer will ask for it.</w:t>
+      </w:r>
+    </w:p>
+    <w:p>
+      <w:pPr>
+        <w:pStyle w:val="ListBullet"/>
+      </w:pPr>
+      <w:r>
+        <w:t>5. Client data, including member census files, stay on the firm's systems and travel only through the secure file transfer site.</w:t>
       </w:r>
     </w:p>
     <w:p>
       <w:r>
-        <w:t>You are coming in at a busy stretch, which here is closer to the norm than the exception. The book has grown and the valuation calendar is full. None of that changes how we work. A crowded schedule is a reason to be more careful with a reconciliation, not less, because the pull to wave a figure through is strongest exactly when a wrong one would do the most damage. You will feel that pull. Name the discrepancy anyway, and let us sort it together.</w:t>
-      </w:r>
-    </w:p>
-    <w:p>
-      <w:r>
-        <w:t>The work moves quickly once you are settled, so ask for the underlying files whenever a summary looks a shade too clean. That instinct is one of the reasons we hired you. Come find me in your first week and we will walk a current valuation together. We are glad to have you here.</w:t>
-      </w:r>
-    </w:p>
-    <w:p>
-      <w:r>
-        <w:t>Robert Lawrence, Managing Actuary</w:t>
+        <w:t>We do not expect independent judgments in the first months, and none goes into a client document until it has been reviewed. We do expect questions. Amanda should bring them to Jennifer Vasquez, or to whoever prepared the work she is checking, as soon as they arise. By the end of her first quarter we expect her to prepare a full set of exhibits for a valuation report, ready for review.</w:t>
       </w:r>
     </w:p>
     <w:sectPr>
